--- a/assets/legal-templates/es/website-terms-of-use.docx
+++ b/assets/legal-templates/es/website-terms-of-use.docx
@@ -19,7 +19,7 @@
             <wp:extent cx="7562850" cy="10696575"/>
             <wp:effectExtent t="0" r="0" b="0" l="0"/>
             <wp:wrapNone/>
-            <wp:docPr id="1" name="" descr="" title=""/>
+            <wp:docPr id="111" name="" descr="" title=""/>
             <wp:cNvGraphicFramePr>
               <a:graphicFrameLocks xmlns:a="http://schemas.openxmlformats.org/drawingml/2006/main" noChangeAspect="1"/>
             </wp:cNvGraphicFramePr>
@@ -4820,7 +4820,7 @@
                 <w:sz w:val="19"/>
                 <w:szCs w:val="19"/>
               </w:rPr>
-              <w:t xml:space="preserve">Tu sitio web está abierto al mundo, pero tus términos no pueden prevalecer sobre las leyes imperativas de protección del consumidor de los países donde viven tus visitantes. Por ejemplo, según el Reglamento Roma I de la UE (593/2008, artículo 6), los consumidores de la UE que compran a una entidad que dirige sus actividades a su país conservan la protección de las leyes imperativas de protección del consumidor de su propio país, sea cual sea la ley que elijan los términos. Indica la ley del país donde estás registrada y, si vendes o recaudas fondos activamente en otros países, revisa sus normas.</w:t>
+              <w:t xml:space="preserve">Tu sitio web está abierto al mundo, pero tus términos no pueden prevalecer sobre las leyes imperativas de protección del consumidor de los países donde viven tus visitantes. Por ejemplo, según el Reglamento Roma I de la UE (593/2008, artículo 6), los consumidores de la UE que compran a una entidad que dirige sus actividades a su país conservan la protección de las leyes imperativas de protección del consumidor de su propio país, sea cual sea la ley que elijan los términos. Indica la ley del país donde está registrada tu organización y, si vendes o recaudas fondos activamente en otros países, revisa sus normas.</w:t>
             </w:r>
           </w:p>
         </w:tc>
@@ -5029,7 +5029,7 @@
         <wp:inline distT="0" distB="0" distL="0" distR="0">
           <wp:extent cx="1333500" cy="204788"/>
           <wp:effectExtent t="0" r="0" b="0" l="0"/>
-          <wp:docPr id="2" name="" descr="" title=""/>
+          <wp:docPr id="112" name="" descr="" title=""/>
           <wp:cNvGraphicFramePr>
             <a:graphicFrameLocks xmlns:a="http://schemas.openxmlformats.org/drawingml/2006/main" noChangeAspect="1"/>
           </wp:cNvGraphicFramePr>
